--- a/Website Specifications.docx
+++ b/Website Specifications.docx
@@ -291,11 +291,23 @@
         <w:pStyle w:val="ListParagraph"/>
         <w:numPr>
           <w:ilvl w:val="0"/>
-          <w:numId w:val="49"/>
+          <w:numId w:val="57"/>
         </w:numPr>
       </w:pPr>
       <w:r>
-        <w:t>Training programs</w:t>
+        <w:t>Home</w:t>
+      </w:r>
+    </w:p>
+    <w:p>
+      <w:pPr>
+        <w:pStyle w:val="ListParagraph"/>
+        <w:numPr>
+          <w:ilvl w:val="0"/>
+          <w:numId w:val="57"/>
+        </w:numPr>
+      </w:pPr>
+      <w:r>
+        <w:t>About</w:t>
       </w:r>
     </w:p>
     <w:p>
@@ -307,8 +319,10 @@
         </w:numPr>
       </w:pPr>
       <w:r>
-        <w:lastRenderedPageBreak/>
-        <w:t>Workout plans</w:t>
+        <w:t xml:space="preserve">Training </w:t>
+      </w:r>
+      <w:r>
+        <w:t xml:space="preserve">programs </w:t>
       </w:r>
     </w:p>
     <w:p>
@@ -320,7 +334,7 @@
         </w:numPr>
       </w:pPr>
       <w:r>
-        <w:t>Exercise tutorials (images/videos)</w:t>
+        <w:t>Workouts</w:t>
       </w:r>
     </w:p>
     <w:p>
@@ -332,7 +346,7 @@
         </w:numPr>
       </w:pPr>
       <w:r>
-        <w:t>Fitness tips</w:t>
+        <w:t>Tutorials</w:t>
       </w:r>
     </w:p>
     <w:p>
@@ -344,7 +358,7 @@
         </w:numPr>
       </w:pPr>
       <w:r>
-        <w:t>Nutrition advice</w:t>
+        <w:t>Nutrition</w:t>
       </w:r>
     </w:p>
     <w:p>
@@ -356,7 +370,19 @@
         </w:numPr>
       </w:pPr>
       <w:r>
-        <w:t>Workout schedules</w:t>
+        <w:t xml:space="preserve">Register </w:t>
+      </w:r>
+    </w:p>
+    <w:p>
+      <w:pPr>
+        <w:pStyle w:val="ListParagraph"/>
+        <w:numPr>
+          <w:ilvl w:val="0"/>
+          <w:numId w:val="49"/>
+        </w:numPr>
+      </w:pPr>
+      <w:r>
+        <w:t xml:space="preserve">Contact </w:t>
       </w:r>
     </w:p>
     <w:p/>
@@ -432,7 +458,28 @@
     </w:p>
     <w:p>
       <w:r>
-        <w:t>The website is organized into clear sections: Training Programs, Workout Plans, Exercise Tutorials, Fitness Tips, Nutrition, Schedule.</w:t>
+        <w:t xml:space="preserve">The website is organized into clear sections: </w:t>
+      </w:r>
+      <w:r>
+        <w:t xml:space="preserve">Home, </w:t>
+      </w:r>
+      <w:r>
+        <w:t>About,</w:t>
+      </w:r>
+      <w:r>
+        <w:t xml:space="preserve"> Training</w:t>
+      </w:r>
+      <w:r>
+        <w:t xml:space="preserve"> Programs, Workout</w:t>
+      </w:r>
+      <w:r>
+        <w:t>s</w:t>
+      </w:r>
+      <w:r>
+        <w:t xml:space="preserve">,  Tutorials, , Nutrition, </w:t>
+      </w:r>
+      <w:r>
+        <w:t xml:space="preserve">Register, Contact. </w:t>
       </w:r>
     </w:p>
     <w:p>
@@ -485,29 +532,11 @@
       <w:r>
         <w:t>– Beginner, Intermediate, Advanced</w:t>
       </w:r>
-      <w:r>
-        <w:br/>
-      </w:r>
-      <w:r>
-        <w:rPr>
-          <w:b/>
-          <w:bCs/>
-        </w:rPr>
-        <w:t xml:space="preserve"> W</w:t>
-      </w:r>
-      <w:r>
-        <w:rPr>
-          <w:b/>
-          <w:bCs/>
-        </w:rPr>
-        <w:t>ORKOUT PLANS</w:t>
-      </w:r>
-      <w:r>
-        <w:t xml:space="preserve"> – Full Body, Upper Body, Lower Body</w:t>
-      </w:r>
-      <w:r>
-        <w:br/>
-      </w:r>
+    </w:p>
+    <w:p>
+      <w:pPr>
+        <w:ind w:left="720"/>
+      </w:pPr>
       <w:r>
         <w:rPr>
           <w:b/>
@@ -520,47 +549,33 @@
           <w:b/>
           <w:bCs/>
         </w:rPr>
-        <w:t>EXERCISE</w:t>
+        <w:t xml:space="preserve">WORKOUTS </w:t>
+      </w:r>
+      <w:r>
+        <w:t>– Full Body, Upper Body, Lower Body</w:t>
+      </w:r>
+      <w:r>
+        <w:br/>
       </w:r>
       <w:r>
         <w:rPr>
           <w:b/>
           <w:bCs/>
         </w:rPr>
-        <w:t xml:space="preserve"> TUTORIALS</w:t>
-      </w:r>
-      <w:r>
         <w:t xml:space="preserve"> </w:t>
-      </w:r>
-      <w:r>
-        <w:t>– Chest, Back, Arms, Legs</w:t>
-      </w:r>
-      <w:r>
-        <w:br/>
       </w:r>
       <w:r>
         <w:rPr>
           <w:b/>
           <w:bCs/>
         </w:rPr>
-        <w:t xml:space="preserve"> F</w:t>
-      </w:r>
-      <w:r>
-        <w:rPr>
-          <w:b/>
-          <w:bCs/>
-        </w:rPr>
-        <w:t>ITNESS TIPS</w:t>
-      </w:r>
-      <w:r>
-        <w:rPr>
-          <w:b/>
-          <w:bCs/>
-        </w:rPr>
-        <w:t>–</w:t>
-      </w:r>
-      <w:r>
-        <w:t xml:space="preserve"> Safety, Motivation, Weightlifting Tips</w:t>
+        <w:t>TUTORIALS</w:t>
+      </w:r>
+      <w:r>
+        <w:t xml:space="preserve"> </w:t>
+      </w:r>
+      <w:r>
+        <w:t>– Chest, Back, Arms, Legs</w:t>
       </w:r>
       <w:r>
         <w:br/>
@@ -596,13 +611,25 @@
           <w:b/>
           <w:bCs/>
         </w:rPr>
-        <w:t>SCHEDULE</w:t>
-      </w:r>
-      <w:r>
-        <w:t xml:space="preserve"> </w:t>
-      </w:r>
-      <w:r>
-        <w:t>– Daily and Weekly Workout Plans</w:t>
+        <w:t xml:space="preserve">REGISTER- </w:t>
+      </w:r>
+      <w:r>
+        <w:t xml:space="preserve">create account, log in , dashboard </w:t>
+      </w:r>
+    </w:p>
+    <w:p>
+      <w:pPr>
+        <w:ind w:left="720"/>
+      </w:pPr>
+      <w:r>
+        <w:rPr>
+          <w:b/>
+          <w:bCs/>
+        </w:rPr>
+        <w:t>CONTACT-</w:t>
+      </w:r>
+      <w:r>
+        <w:t xml:space="preserve">questions and feedback </w:t>
       </w:r>
     </w:p>
     <w:p>
@@ -696,6 +723,49 @@
           <w:bCs/>
           <w:u w:val="single"/>
         </w:rPr>
+        <w:t>About</w:t>
+      </w:r>
+      <w:r>
+        <w:rPr>
+          <w:b/>
+          <w:bCs/>
+          <w:u w:val="single"/>
+        </w:rPr>
+        <w:t>&gt;</w:t>
+      </w:r>
+      <w:r>
+        <w:rPr>
+          <w:b/>
+          <w:bCs/>
+          <w:u w:val="single"/>
+        </w:rPr>
+        <w:t xml:space="preserve"> </w:t>
+      </w:r>
+      <w:r>
+        <w:rPr>
+          <w:b/>
+          <w:bCs/>
+          <w:u w:val="single"/>
+        </w:rPr>
+        <w:t>Subcategories</w:t>
+      </w:r>
+      <w:r>
+        <w:t>: mission</w:t>
+      </w:r>
+      <w:r>
+        <w:t xml:space="preserve">, vision, coaches </w:t>
+      </w:r>
+      <w:r>
+        <w:t>.</w:t>
+      </w:r>
+    </w:p>
+    <w:p>
+      <w:r>
+        <w:rPr>
+          <w:b/>
+          <w:bCs/>
+          <w:u w:val="single"/>
+        </w:rPr>
         <w:t>Training Programs</w:t>
       </w:r>
       <w:r>
@@ -725,20 +795,10 @@
         <w:t>Exercise Tutorials</w:t>
       </w:r>
       <w:r>
-        <w:t xml:space="preserve"> → subcategories: Chest, Back, Arms, Legs</w:t>
-      </w:r>
-    </w:p>
-    <w:p>
-      <w:r>
-        <w:rPr>
-          <w:b/>
-          <w:bCs/>
-          <w:u w:val="single"/>
-        </w:rPr>
-        <w:t>Fitness Tips</w:t>
-      </w:r>
-      <w:r>
-        <w:t xml:space="preserve"> → subcategories: Safety, Motivation, Weightlifting Tips</w:t>
+        <w:t xml:space="preserve"> → subcategories: Chest, Back, Arms, </w:t>
+      </w:r>
+      <w:r>
+        <w:t>legs</w:t>
       </w:r>
     </w:p>
     <w:p>
@@ -753,6 +813,9 @@
       <w:r>
         <w:t xml:space="preserve"> → subcategories: Diet Plans, Healthy Foods, Supplements</w:t>
       </w:r>
+      <w:r>
+        <w:t>.</w:t>
+      </w:r>
     </w:p>
     <w:p>
       <w:r>
@@ -761,30 +824,43 @@
           <w:bCs/>
           <w:u w:val="single"/>
         </w:rPr>
-        <w:t>Schedule</w:t>
-      </w:r>
-      <w:r>
-        <w:t xml:space="preserve"> → subcategories: Daily, Weekly</w:t>
-      </w:r>
-    </w:p>
-    <w:p>
+        <w:t>Registration</w:t>
+      </w:r>
       <w:r>
         <w:rPr>
           <w:b/>
           <w:bCs/>
           <w:u w:val="single"/>
         </w:rPr>
-        <w:lastRenderedPageBreak/>
+        <w:t xml:space="preserve"> </w:t>
+      </w:r>
+      <w:r>
+        <w:t xml:space="preserve">: </w:t>
+      </w:r>
+      <w:r>
+        <w:t xml:space="preserve">create account, log in </w:t>
+      </w:r>
+      <w:r>
+        <w:t xml:space="preserve">, dashboard. </w:t>
+      </w:r>
+    </w:p>
+    <w:p>
+      <w:r>
+        <w:rPr>
+          <w:b/>
+          <w:bCs/>
+          <w:u w:val="single"/>
+        </w:rPr>
         <w:t xml:space="preserve">Contact Page </w:t>
       </w:r>
       <w:r>
         <w:t xml:space="preserve">→ questions and </w:t>
       </w:r>
       <w:r>
-        <w:t>feedback, registration</w:t>
-      </w:r>
-      <w:r>
-        <w:t>,</w:t>
+        <w:t>feedback</w:t>
+      </w:r>
+      <w:r>
+        <w:t>.</w:t>
       </w:r>
     </w:p>
     <w:p/>
@@ -1588,7 +1664,7 @@
   <w:abstractNum w:abstractNumId="5" w15:restartNumberingAfterBreak="0">
     <w:nsid w:val="131C601D"/>
     <w:multiLevelType w:val="hybridMultilevel"/>
-    <w:tmpl w:val="F98AE308"/>
+    <w:tmpl w:val="6354F768"/>
     <w:lvl w:ilvl="0" w:tplc="04090001">
       <w:start w:val="1"/>
       <w:numFmt w:val="bullet"/>
@@ -4637,6 +4713,119 @@
     </w:lvl>
   </w:abstractNum>
   <w:abstractNum w:abstractNumId="32" w15:restartNumberingAfterBreak="0">
+    <w:nsid w:val="55E50447"/>
+    <w:multiLevelType w:val="hybridMultilevel"/>
+    <w:tmpl w:val="A6E299AE"/>
+    <w:lvl w:ilvl="0" w:tplc="04090001">
+      <w:start w:val="1"/>
+      <w:numFmt w:val="bullet"/>
+      <w:lvlText w:val=""/>
+      <w:lvlJc w:val="left"/>
+      <w:pPr>
+        <w:ind w:left="720" w:hanging="360"/>
+      </w:pPr>
+      <w:rPr>
+        <w:rFonts w:ascii="Symbol" w:hAnsi="Symbol" w:hint="default"/>
+      </w:rPr>
+    </w:lvl>
+    <w:lvl w:ilvl="1" w:tplc="08090003" w:tentative="1">
+      <w:start w:val="1"/>
+      <w:numFmt w:val="bullet"/>
+      <w:lvlText w:val="o"/>
+      <w:lvlJc w:val="left"/>
+      <w:pPr>
+        <w:ind w:left="1440" w:hanging="360"/>
+      </w:pPr>
+      <w:rPr>
+        <w:rFonts w:ascii="Courier New" w:hAnsi="Courier New" w:cs="Courier New" w:hint="default"/>
+      </w:rPr>
+    </w:lvl>
+    <w:lvl w:ilvl="2" w:tplc="08090005" w:tentative="1">
+      <w:start w:val="1"/>
+      <w:numFmt w:val="bullet"/>
+      <w:lvlText w:val=""/>
+      <w:lvlJc w:val="left"/>
+      <w:pPr>
+        <w:ind w:left="2160" w:hanging="360"/>
+      </w:pPr>
+      <w:rPr>
+        <w:rFonts w:ascii="Wingdings" w:hAnsi="Wingdings" w:hint="default"/>
+      </w:rPr>
+    </w:lvl>
+    <w:lvl w:ilvl="3" w:tplc="08090001" w:tentative="1">
+      <w:start w:val="1"/>
+      <w:numFmt w:val="bullet"/>
+      <w:lvlText w:val=""/>
+      <w:lvlJc w:val="left"/>
+      <w:pPr>
+        <w:ind w:left="2880" w:hanging="360"/>
+      </w:pPr>
+      <w:rPr>
+        <w:rFonts w:ascii="Symbol" w:hAnsi="Symbol" w:hint="default"/>
+      </w:rPr>
+    </w:lvl>
+    <w:lvl w:ilvl="4" w:tplc="08090003" w:tentative="1">
+      <w:start w:val="1"/>
+      <w:numFmt w:val="bullet"/>
+      <w:lvlText w:val="o"/>
+      <w:lvlJc w:val="left"/>
+      <w:pPr>
+        <w:ind w:left="3600" w:hanging="360"/>
+      </w:pPr>
+      <w:rPr>
+        <w:rFonts w:ascii="Courier New" w:hAnsi="Courier New" w:cs="Courier New" w:hint="default"/>
+      </w:rPr>
+    </w:lvl>
+    <w:lvl w:ilvl="5" w:tplc="08090005" w:tentative="1">
+      <w:start w:val="1"/>
+      <w:numFmt w:val="bullet"/>
+      <w:lvlText w:val=""/>
+      <w:lvlJc w:val="left"/>
+      <w:pPr>
+        <w:ind w:left="4320" w:hanging="360"/>
+      </w:pPr>
+      <w:rPr>
+        <w:rFonts w:ascii="Wingdings" w:hAnsi="Wingdings" w:hint="default"/>
+      </w:rPr>
+    </w:lvl>
+    <w:lvl w:ilvl="6" w:tplc="08090001" w:tentative="1">
+      <w:start w:val="1"/>
+      <w:numFmt w:val="bullet"/>
+      <w:lvlText w:val=""/>
+      <w:lvlJc w:val="left"/>
+      <w:pPr>
+        <w:ind w:left="5040" w:hanging="360"/>
+      </w:pPr>
+      <w:rPr>
+        <w:rFonts w:ascii="Symbol" w:hAnsi="Symbol" w:hint="default"/>
+      </w:rPr>
+    </w:lvl>
+    <w:lvl w:ilvl="7" w:tplc="08090003" w:tentative="1">
+      <w:start w:val="1"/>
+      <w:numFmt w:val="bullet"/>
+      <w:lvlText w:val="o"/>
+      <w:lvlJc w:val="left"/>
+      <w:pPr>
+        <w:ind w:left="5760" w:hanging="360"/>
+      </w:pPr>
+      <w:rPr>
+        <w:rFonts w:ascii="Courier New" w:hAnsi="Courier New" w:cs="Courier New" w:hint="default"/>
+      </w:rPr>
+    </w:lvl>
+    <w:lvl w:ilvl="8" w:tplc="08090005" w:tentative="1">
+      <w:start w:val="1"/>
+      <w:numFmt w:val="bullet"/>
+      <w:lvlText w:val=""/>
+      <w:lvlJc w:val="left"/>
+      <w:pPr>
+        <w:ind w:left="6480" w:hanging="360"/>
+      </w:pPr>
+      <w:rPr>
+        <w:rFonts w:ascii="Wingdings" w:hAnsi="Wingdings" w:hint="default"/>
+      </w:rPr>
+    </w:lvl>
+  </w:abstractNum>
+  <w:abstractNum w:abstractNumId="33" w15:restartNumberingAfterBreak="0">
     <w:nsid w:val="578F3486"/>
     <w:multiLevelType w:val="hybridMultilevel"/>
     <w:tmpl w:val="FFFFFFFF"/>
@@ -4749,7 +4938,7 @@
       </w:rPr>
     </w:lvl>
   </w:abstractNum>
-  <w:abstractNum w:abstractNumId="33" w15:restartNumberingAfterBreak="0">
+  <w:abstractNum w:abstractNumId="34" w15:restartNumberingAfterBreak="0">
     <w:nsid w:val="5B0E73FD"/>
     <w:multiLevelType w:val="hybridMultilevel"/>
     <w:tmpl w:val="FFFFFFFF"/>
@@ -4862,7 +5051,7 @@
       </w:rPr>
     </w:lvl>
   </w:abstractNum>
-  <w:abstractNum w:abstractNumId="34" w15:restartNumberingAfterBreak="0">
+  <w:abstractNum w:abstractNumId="35" w15:restartNumberingAfterBreak="0">
     <w:nsid w:val="5CCADE32"/>
     <w:multiLevelType w:val="hybridMultilevel"/>
     <w:tmpl w:val="FFFFFFFF"/>
@@ -4975,7 +5164,7 @@
       </w:rPr>
     </w:lvl>
   </w:abstractNum>
-  <w:abstractNum w:abstractNumId="35" w15:restartNumberingAfterBreak="0">
+  <w:abstractNum w:abstractNumId="36" w15:restartNumberingAfterBreak="0">
     <w:nsid w:val="5DFA6B0C"/>
     <w:multiLevelType w:val="hybridMultilevel"/>
     <w:tmpl w:val="FFFFFFFF"/>
@@ -5088,7 +5277,7 @@
       </w:rPr>
     </w:lvl>
   </w:abstractNum>
-  <w:abstractNum w:abstractNumId="36" w15:restartNumberingAfterBreak="0">
+  <w:abstractNum w:abstractNumId="37" w15:restartNumberingAfterBreak="0">
     <w:nsid w:val="5FECFB33"/>
     <w:multiLevelType w:val="hybridMultilevel"/>
     <w:tmpl w:val="FFFFFFFF"/>
@@ -5201,7 +5390,7 @@
       </w:rPr>
     </w:lvl>
   </w:abstractNum>
-  <w:abstractNum w:abstractNumId="37" w15:restartNumberingAfterBreak="0">
+  <w:abstractNum w:abstractNumId="38" w15:restartNumberingAfterBreak="0">
     <w:nsid w:val="60907353"/>
     <w:multiLevelType w:val="hybridMultilevel"/>
     <w:tmpl w:val="FFFFFFFF"/>
@@ -5314,7 +5503,7 @@
       </w:rPr>
     </w:lvl>
   </w:abstractNum>
-  <w:abstractNum w:abstractNumId="38" w15:restartNumberingAfterBreak="0">
+  <w:abstractNum w:abstractNumId="39" w15:restartNumberingAfterBreak="0">
     <w:nsid w:val="6103316B"/>
     <w:multiLevelType w:val="hybridMultilevel"/>
     <w:tmpl w:val="FFFFFFFF"/>
@@ -5427,7 +5616,7 @@
       </w:rPr>
     </w:lvl>
   </w:abstractNum>
-  <w:abstractNum w:abstractNumId="39" w15:restartNumberingAfterBreak="0">
+  <w:abstractNum w:abstractNumId="40" w15:restartNumberingAfterBreak="0">
     <w:nsid w:val="6315FAE4"/>
     <w:multiLevelType w:val="hybridMultilevel"/>
     <w:tmpl w:val="FFFFFFFF"/>
@@ -5540,7 +5729,7 @@
       </w:rPr>
     </w:lvl>
   </w:abstractNum>
-  <w:abstractNum w:abstractNumId="40" w15:restartNumberingAfterBreak="0">
+  <w:abstractNum w:abstractNumId="41" w15:restartNumberingAfterBreak="0">
     <w:nsid w:val="63D79E3B"/>
     <w:multiLevelType w:val="hybridMultilevel"/>
     <w:tmpl w:val="FFFFFFFF"/>
@@ -5653,7 +5842,7 @@
       </w:rPr>
     </w:lvl>
   </w:abstractNum>
-  <w:abstractNum w:abstractNumId="41" w15:restartNumberingAfterBreak="0">
+  <w:abstractNum w:abstractNumId="42" w15:restartNumberingAfterBreak="0">
     <w:nsid w:val="683951C7"/>
     <w:multiLevelType w:val="hybridMultilevel"/>
     <w:tmpl w:val="FFFFFFFF"/>
@@ -5766,7 +5955,7 @@
       </w:rPr>
     </w:lvl>
   </w:abstractNum>
-  <w:abstractNum w:abstractNumId="42" w15:restartNumberingAfterBreak="0">
+  <w:abstractNum w:abstractNumId="43" w15:restartNumberingAfterBreak="0">
     <w:nsid w:val="6A688B1F"/>
     <w:multiLevelType w:val="hybridMultilevel"/>
     <w:tmpl w:val="FFFFFFFF"/>
@@ -5879,7 +6068,7 @@
       </w:rPr>
     </w:lvl>
   </w:abstractNum>
-  <w:abstractNum w:abstractNumId="43" w15:restartNumberingAfterBreak="0">
+  <w:abstractNum w:abstractNumId="44" w15:restartNumberingAfterBreak="0">
     <w:nsid w:val="6AEC0F3E"/>
     <w:multiLevelType w:val="hybridMultilevel"/>
     <w:tmpl w:val="FFFFFFFF"/>
@@ -5992,7 +6181,7 @@
       </w:rPr>
     </w:lvl>
   </w:abstractNum>
-  <w:abstractNum w:abstractNumId="44" w15:restartNumberingAfterBreak="0">
+  <w:abstractNum w:abstractNumId="45" w15:restartNumberingAfterBreak="0">
     <w:nsid w:val="6E2468BC"/>
     <w:multiLevelType w:val="hybridMultilevel"/>
     <w:tmpl w:val="FFFFFFFF"/>
@@ -6105,7 +6294,7 @@
       </w:rPr>
     </w:lvl>
   </w:abstractNum>
-  <w:abstractNum w:abstractNumId="45" w15:restartNumberingAfterBreak="0">
+  <w:abstractNum w:abstractNumId="46" w15:restartNumberingAfterBreak="0">
     <w:nsid w:val="6E9D4A41"/>
     <w:multiLevelType w:val="hybridMultilevel"/>
     <w:tmpl w:val="FFFFFFFF"/>
@@ -6218,7 +6407,7 @@
       </w:rPr>
     </w:lvl>
   </w:abstractNum>
-  <w:abstractNum w:abstractNumId="46" w15:restartNumberingAfterBreak="0">
+  <w:abstractNum w:abstractNumId="47" w15:restartNumberingAfterBreak="0">
     <w:nsid w:val="6FBAC770"/>
     <w:multiLevelType w:val="hybridMultilevel"/>
     <w:tmpl w:val="FFFFFFFF"/>
@@ -6331,7 +6520,7 @@
       </w:rPr>
     </w:lvl>
   </w:abstractNum>
-  <w:abstractNum w:abstractNumId="47" w15:restartNumberingAfterBreak="0">
+  <w:abstractNum w:abstractNumId="48" w15:restartNumberingAfterBreak="0">
     <w:nsid w:val="6FDF4F1C"/>
     <w:multiLevelType w:val="hybridMultilevel"/>
     <w:tmpl w:val="FFFFFFFF"/>
@@ -6444,7 +6633,7 @@
       </w:rPr>
     </w:lvl>
   </w:abstractNum>
-  <w:abstractNum w:abstractNumId="48" w15:restartNumberingAfterBreak="0">
+  <w:abstractNum w:abstractNumId="49" w15:restartNumberingAfterBreak="0">
     <w:nsid w:val="71893568"/>
     <w:multiLevelType w:val="hybridMultilevel"/>
     <w:tmpl w:val="FFFFFFFF"/>
@@ -6557,7 +6746,7 @@
       </w:rPr>
     </w:lvl>
   </w:abstractNum>
-  <w:abstractNum w:abstractNumId="49" w15:restartNumberingAfterBreak="0">
+  <w:abstractNum w:abstractNumId="50" w15:restartNumberingAfterBreak="0">
     <w:nsid w:val="73167C1F"/>
     <w:multiLevelType w:val="hybridMultilevel"/>
     <w:tmpl w:val="FFFFFFFF"/>
@@ -6670,7 +6859,7 @@
       </w:rPr>
     </w:lvl>
   </w:abstractNum>
-  <w:abstractNum w:abstractNumId="50" w15:restartNumberingAfterBreak="0">
+  <w:abstractNum w:abstractNumId="51" w15:restartNumberingAfterBreak="0">
     <w:nsid w:val="73D650D9"/>
     <w:multiLevelType w:val="hybridMultilevel"/>
     <w:tmpl w:val="FFFFFFFF"/>
@@ -6783,7 +6972,7 @@
       </w:rPr>
     </w:lvl>
   </w:abstractNum>
-  <w:abstractNum w:abstractNumId="51" w15:restartNumberingAfterBreak="0">
+  <w:abstractNum w:abstractNumId="52" w15:restartNumberingAfterBreak="0">
     <w:nsid w:val="748FAAB6"/>
     <w:multiLevelType w:val="hybridMultilevel"/>
     <w:tmpl w:val="FFFFFFFF"/>
@@ -6896,7 +7085,7 @@
       </w:rPr>
     </w:lvl>
   </w:abstractNum>
-  <w:abstractNum w:abstractNumId="52" w15:restartNumberingAfterBreak="0">
+  <w:abstractNum w:abstractNumId="53" w15:restartNumberingAfterBreak="0">
     <w:nsid w:val="76EE0789"/>
     <w:multiLevelType w:val="hybridMultilevel"/>
     <w:tmpl w:val="FFFFFFFF"/>
@@ -7009,7 +7198,7 @@
       </w:rPr>
     </w:lvl>
   </w:abstractNum>
-  <w:abstractNum w:abstractNumId="53" w15:restartNumberingAfterBreak="0">
+  <w:abstractNum w:abstractNumId="54" w15:restartNumberingAfterBreak="0">
     <w:nsid w:val="7BA0768E"/>
     <w:multiLevelType w:val="hybridMultilevel"/>
     <w:tmpl w:val="F0E052D8"/>
@@ -7122,7 +7311,7 @@
       </w:rPr>
     </w:lvl>
   </w:abstractNum>
-  <w:abstractNum w:abstractNumId="54" w15:restartNumberingAfterBreak="0">
+  <w:abstractNum w:abstractNumId="55" w15:restartNumberingAfterBreak="0">
     <w:nsid w:val="7EB56F82"/>
     <w:multiLevelType w:val="hybridMultilevel"/>
     <w:tmpl w:val="FFFFFFFF"/>
@@ -7235,7 +7424,7 @@
       </w:rPr>
     </w:lvl>
   </w:abstractNum>
-  <w:abstractNum w:abstractNumId="55" w15:restartNumberingAfterBreak="0">
+  <w:abstractNum w:abstractNumId="56" w15:restartNumberingAfterBreak="0">
     <w:nsid w:val="7FA27529"/>
     <w:multiLevelType w:val="hybridMultilevel"/>
     <w:tmpl w:val="FFFFFFFF"/>
@@ -7355,13 +7544,13 @@
     <w:abstractNumId w:val="9"/>
   </w:num>
   <w:num w:numId="3" w16cid:durableId="1120302260">
-    <w:abstractNumId w:val="55"/>
+    <w:abstractNumId w:val="56"/>
   </w:num>
   <w:num w:numId="4" w16cid:durableId="586154706">
-    <w:abstractNumId w:val="49"/>
+    <w:abstractNumId w:val="50"/>
   </w:num>
   <w:num w:numId="5" w16cid:durableId="449906458">
-    <w:abstractNumId w:val="37"/>
+    <w:abstractNumId w:val="38"/>
   </w:num>
   <w:num w:numId="6" w16cid:durableId="1970933715">
     <w:abstractNumId w:val="14"/>
@@ -7373,19 +7562,19 @@
     <w:abstractNumId w:val="8"/>
   </w:num>
   <w:num w:numId="9" w16cid:durableId="425999039">
-    <w:abstractNumId w:val="50"/>
+    <w:abstractNumId w:val="51"/>
   </w:num>
   <w:num w:numId="10" w16cid:durableId="573591567">
-    <w:abstractNumId w:val="39"/>
+    <w:abstractNumId w:val="40"/>
   </w:num>
   <w:num w:numId="11" w16cid:durableId="939407640">
-    <w:abstractNumId w:val="32"/>
+    <w:abstractNumId w:val="33"/>
   </w:num>
   <w:num w:numId="12" w16cid:durableId="1725639425">
     <w:abstractNumId w:val="21"/>
   </w:num>
   <w:num w:numId="13" w16cid:durableId="1088160138">
-    <w:abstractNumId w:val="33"/>
+    <w:abstractNumId w:val="34"/>
   </w:num>
   <w:num w:numId="14" w16cid:durableId="1862354708">
     <w:abstractNumId w:val="16"/>
@@ -7397,10 +7586,10 @@
     <w:abstractNumId w:val="24"/>
   </w:num>
   <w:num w:numId="17" w16cid:durableId="363754526">
-    <w:abstractNumId w:val="40"/>
+    <w:abstractNumId w:val="41"/>
   </w:num>
   <w:num w:numId="18" w16cid:durableId="541787603">
-    <w:abstractNumId w:val="43"/>
+    <w:abstractNumId w:val="44"/>
   </w:num>
   <w:num w:numId="19" w16cid:durableId="1996369975">
     <w:abstractNumId w:val="23"/>
@@ -7409,7 +7598,7 @@
     <w:abstractNumId w:val="12"/>
   </w:num>
   <w:num w:numId="21" w16cid:durableId="1574778767">
-    <w:abstractNumId w:val="38"/>
+    <w:abstractNumId w:val="39"/>
   </w:num>
   <w:num w:numId="22" w16cid:durableId="2127312356">
     <w:abstractNumId w:val="31"/>
@@ -7421,19 +7610,19 @@
     <w:abstractNumId w:val="0"/>
   </w:num>
   <w:num w:numId="25" w16cid:durableId="1520588072">
-    <w:abstractNumId w:val="54"/>
+    <w:abstractNumId w:val="55"/>
   </w:num>
   <w:num w:numId="26" w16cid:durableId="1588658388">
     <w:abstractNumId w:val="20"/>
   </w:num>
   <w:num w:numId="27" w16cid:durableId="1646272433">
-    <w:abstractNumId w:val="42"/>
+    <w:abstractNumId w:val="43"/>
   </w:num>
   <w:num w:numId="28" w16cid:durableId="1214346078">
-    <w:abstractNumId w:val="52"/>
+    <w:abstractNumId w:val="53"/>
   </w:num>
   <w:num w:numId="29" w16cid:durableId="928153519">
-    <w:abstractNumId w:val="34"/>
+    <w:abstractNumId w:val="35"/>
   </w:num>
   <w:num w:numId="30" w16cid:durableId="1519660212">
     <w:abstractNumId w:val="28"/>
@@ -7445,28 +7634,28 @@
     <w:abstractNumId w:val="27"/>
   </w:num>
   <w:num w:numId="33" w16cid:durableId="1044867128">
-    <w:abstractNumId w:val="44"/>
+    <w:abstractNumId w:val="45"/>
   </w:num>
   <w:num w:numId="34" w16cid:durableId="1160584246">
-    <w:abstractNumId w:val="45"/>
+    <w:abstractNumId w:val="46"/>
   </w:num>
   <w:num w:numId="35" w16cid:durableId="1855460364">
     <w:abstractNumId w:val="3"/>
   </w:num>
   <w:num w:numId="36" w16cid:durableId="999623308">
+    <w:abstractNumId w:val="49"/>
+  </w:num>
+  <w:num w:numId="37" w16cid:durableId="634335175">
+    <w:abstractNumId w:val="37"/>
+  </w:num>
+  <w:num w:numId="38" w16cid:durableId="1711881478">
     <w:abstractNumId w:val="48"/>
   </w:num>
-  <w:num w:numId="37" w16cid:durableId="634335175">
+  <w:num w:numId="39" w16cid:durableId="379522453">
     <w:abstractNumId w:val="36"/>
   </w:num>
-  <w:num w:numId="38" w16cid:durableId="1711881478">
+  <w:num w:numId="40" w16cid:durableId="1635912252">
     <w:abstractNumId w:val="47"/>
-  </w:num>
-  <w:num w:numId="39" w16cid:durableId="379522453">
-    <w:abstractNumId w:val="35"/>
-  </w:num>
-  <w:num w:numId="40" w16cid:durableId="1635912252">
-    <w:abstractNumId w:val="46"/>
   </w:num>
   <w:num w:numId="41" w16cid:durableId="492841092">
     <w:abstractNumId w:val="26"/>
@@ -7475,10 +7664,10 @@
     <w:abstractNumId w:val="19"/>
   </w:num>
   <w:num w:numId="43" w16cid:durableId="1018313688">
-    <w:abstractNumId w:val="51"/>
+    <w:abstractNumId w:val="52"/>
   </w:num>
   <w:num w:numId="44" w16cid:durableId="868642138">
-    <w:abstractNumId w:val="41"/>
+    <w:abstractNumId w:val="42"/>
   </w:num>
   <w:num w:numId="45" w16cid:durableId="1268807813">
     <w:abstractNumId w:val="22"/>
@@ -7499,7 +7688,7 @@
     <w:abstractNumId w:val="6"/>
   </w:num>
   <w:num w:numId="51" w16cid:durableId="2144958918">
-    <w:abstractNumId w:val="53"/>
+    <w:abstractNumId w:val="54"/>
   </w:num>
   <w:num w:numId="52" w16cid:durableId="1841314189">
     <w:abstractNumId w:val="1"/>
@@ -7515,6 +7704,9 @@
   </w:num>
   <w:num w:numId="56" w16cid:durableId="1546874117">
     <w:abstractNumId w:val="11"/>
+  </w:num>
+  <w:num w:numId="57" w16cid:durableId="791552264">
+    <w:abstractNumId w:val="32"/>
   </w:num>
 </w:numbering>
 </file>
